--- a/Обзор_Лечение_сперматоцеле_1970-2026.docx
+++ b/Обзор_Лечение_сперматоцеле_1970-2026.docx
@@ -124,7 +124,7 @@
           <w:i w:val="0"/>
           <w:sz w:val="21"/>
         </w:rPr>
-        <w:t>Обзор нарративный (структурированный). Поиск охватывал PubMed/MEDLINE, ScienceDirect, AUA Journals, а также русскоязычные источники (Урологические ведомости, eLIBRARY) за период 1970–2026 гг. Ключевые запросы: spermatocele, epididymal cyst, spermatocelectomy, epididymectomy, sclerotherapy, aspiration, microsurgical. Включались оригинальные серии, рандомизированные исследования смежной патологии (гидроцеле), главы руководств (Campbell-Walsh-Wein) и клинические рекомендации EAU. Формальный PRISMA-протокол не применялся; обзор не претендует на исчерпывающий охват нек indeксируемой литературы.</w:t>
+        <w:t>Обзор нарративный (структурированный). Поиск охватывал PubMed/MEDLINE, ScienceDirect, AUA Journals, а также русскоязычные источники (Урологические ведомости, eLIBRARY) за период 1970–2026 гг. Ключевые запросы: spermatocele, epididymal cyst, spermatocelectomy, epididymectomy, sclerotherapy, aspiration, microsurgical. Включались оригинальные серии, рандомизированные исследования смежной патологии (гидроцеле), главы руководств (Campbell-Walsh-Wein) и клинические рекомендации EAU. Формальный PRISMA-протокол не применялся; обзор не претендует на исчерпывающий охват неиндексируемой литературы.</w:t>
       </w:r>
     </w:p>
     <w:p>

--- a/Обзор_Лечение_сперматоцеле_1970-2026.docx
+++ b/Обзор_Лечение_сперматоцеле_1970-2026.docx
@@ -124,7 +124,7 @@
           <w:i w:val="0"/>
           <w:sz w:val="21"/>
         </w:rPr>
-        <w:t>Обзор нарративный (структурированный). Поиск охватывал PubMed/MEDLINE, ScienceDirect, AUA Journals, а также русскоязычные источники (Урологические ведомости, eLIBRARY) за период 1970–2026 гг. Ключевые запросы: spermatocele, epididymal cyst, spermatocelectomy, epididymectomy, sclerotherapy, aspiration, microsurgical. Включались оригинальные серии, рандомизированные исследования смежной патологии (гидроцеле), главы руководств (Campbell-Walsh-Wein) и клинические рекомендации EAU. Формальный PRISMA-протокол не применялся; обзор не претендует на исчерпывающий охват неиндексируемой литературы.</w:t>
+        <w:t>Обзор нарративный (структурированный). Поиск охватывал PubMed/MEDLINE, ScienceDirect, AUA Journals, а также русскоязычные источники (Урологические ведомости, eLIBRARY) за период 1970–2026 гг. Ключевые запросы: spermatocele, epididymal cyst, spermatocelectomy, epididymectomy, sclerotherapy, aspiration, microsurgical. Включались оригинальные серии, рандомизированные исследования смежной патологии (гидроцеле), главы руководств (Campbell-Walsh-Wein) и клинические рекомендации EAU. Формальный PRISMA-протокол не применялся; обзор не претендует на исчерпывающий охват нек indeксируемой литературы.</w:t>
       </w:r>
     </w:p>
     <w:p>
